--- a/LLM_and_Enterprise_RAG_Bootcamp/Weekly_Quizzes/Week_07_Quiz_Solution.docx
+++ b/LLM_and_Enterprise_RAG_Bootcamp/Weekly_Quizzes/Week_07_Quiz_Solution.docx
@@ -12,7 +12,7 @@
           <w:color w:val="1E2761"/>
           <w:sz w:val="44"/>
         </w:rPr>
-        <w:t>Week 7 Quiz — Answer Key</w:t>
+        <w:t>Week 7 Quiz: Answer Key</w:t>
       </w:r>
     </w:p>
     <w:p>
@@ -32,7 +32,7 @@
           <w:color w:val="333333"/>
           <w:sz w:val="22"/>
         </w:rPr>
-        <w:t>Tuesday 8:30 to 10:00 AM PST | 30 minutes | 60 points | Instructor: Pavan R</w:t>
+        <w:t>Tuesday 8:30 to 10:00 AM PT | 30 minutes | 60 points | Instructor: Pavan R</w:t>
       </w:r>
     </w:p>
     <w:p>
@@ -901,7 +901,7 @@
           <w:color w:val="333333"/>
           <w:sz w:val="22"/>
         </w:rPr>
-        <w:t>Model answers reviewed live in the Tuesday quiz session.</w:t>
+        <w:t>Model answer: Question: 'Which suppliers of the company acquired in 2024 are also under investigation?' The answer spans three documents: the acquisition, the supplier list, and the investigation report. Vector RAG embeds the whole question and misses the intermediate hops because no single chunk mentions all the entities. GraphRAG extracted the triplets at ingestion, so the query walks acquisition to supplier to investigation edges and joins the facts.</w:t>
       </w:r>
     </w:p>
     <w:p>
@@ -920,7 +920,7 @@
           <w:color w:val="333333"/>
           <w:sz w:val="22"/>
         </w:rPr>
-        <w:t>Model answers reviewed live in the Tuesday quiz session.</w:t>
+        <w:t>Model answer: RAPTOR ingestion is recursive clustering plus one summary call per cluster per level, typically cheaper than GraphRAG's per-chunk triplet extraction, entity resolution, and community summarization. At query time RAPTOR is usually faster because it stays inside one vector index over tree nodes, while GraphRAG pays for graph traversal and community lookups but answers entity-centric multi-hop questions more precisely.</w:t>
       </w:r>
     </w:p>
     <w:p>
@@ -939,10 +939,11 @@
           <w:color w:val="333333"/>
           <w:sz w:val="22"/>
         </w:rPr>
-        <w:t>Model answers reviewed live in the Tuesday quiz session.</w:t>
+        <w:t>Model answer: Neo4j. At 100M triplets the graph exceeds comfortable in-memory operation, and Neo4j's disk-based storage, operations tooling, and backup story handle that scale conservatively. Memgraph's in-memory design wins on raw traversal latency but makes RAM the binding constraint; pick it only if the working set fits and sub-10 ms traversals are a hard requirement.</w:t>
       </w:r>
     </w:p>
     <w:sectPr>
+      <w:footerReference w:type="default" r:id="rId9"/>
       <w:pgSz w:w="12240" w:h="15840"/>
       <w:pgMar w:top="1152" w:right="1296" w:bottom="1152" w:left="1296" w:header="720" w:footer="720" w:gutter="0"/>
       <w:cols w:space="720"/>
@@ -950,6 +951,25 @@
     </w:sectPr>
   </w:body>
 </w:document>
+</file>
+
+<file path=word/footer1.xml><?xml version="1.0" encoding="utf-8"?>
+<w:ftr xmlns:m="http://schemas.openxmlformats.org/officeDocument/2006/math" xmlns:mc="http://schemas.openxmlformats.org/markup-compatibility/2006" xmlns:mo="http://schemas.microsoft.com/office/mac/office/2008/main" xmlns:mv="urn:schemas-microsoft-com:mac:vml" xmlns:o="urn:schemas-microsoft-com:office:office" xmlns:r="http://schemas.openxmlformats.org/officeDocument/2006/relationships" xmlns:v="urn:schemas-microsoft-com:vml" xmlns:w10="urn:schemas-microsoft-com:office:word" xmlns:w14="http://schemas.microsoft.com/office/word/2010/wordml" xmlns:w="http://schemas.openxmlformats.org/wordprocessingml/2006/main" xmlns:wne="http://schemas.microsoft.com/office/word/2006/wordml" xmlns:wp14="http://schemas.microsoft.com/office/word/2010/wordprocessingDrawing" xmlns:wp="http://schemas.openxmlformats.org/drawingml/2006/wordprocessingDrawing" xmlns:wpc="http://schemas.microsoft.com/office/word/2010/wordprocessingCanvas" xmlns:wpg="http://schemas.microsoft.com/office/word/2010/wordprocessingGroup" xmlns:wpi="http://schemas.microsoft.com/office/word/2010/wordprocessingInk" xmlns:wps="http://schemas.microsoft.com/office/word/2010/wordprocessingShape" mc:Ignorable="w14 wp14">
+  <w:p>
+    <w:pPr>
+      <w:pStyle w:val="Footer"/>
+      <w:jc w:val="center"/>
+    </w:pPr>
+    <w:r>
+      <w:rPr>
+        <w:rFonts w:ascii="Calibri" w:hAnsi="Calibri"/>
+        <w:color w:val="333333"/>
+        <w:sz w:val="18"/>
+      </w:rPr>
+      <w:t>© 2026 Proxiant Academy | info@proxiant.com | proxiant.ai/training</w:t>
+    </w:r>
+  </w:p>
+</w:ftr>
 </file>
 
 <file path=word/numbering.xml><?xml version="1.0" encoding="utf-8"?>
